--- a/资料/项目介绍文档.docx
+++ b/资料/项目介绍文档.docx
@@ -664,7 +664,7 @@
     </w:p>
     <w:p>
       <w:pPr>
-        <w:pStyle w:val="Heading1"/>
+        <w:pStyle w:val="000004"/>
         <w:keepNext w:val="1"/>
         <w:keepLines w:val="1"/>
         <w:pBdr>
@@ -1084,7 +1084,7 @@
           <w:color w:val="212121"/>
           <w:sz w:val="24"/>
         </w:rPr>
-        <w:t>MoreHand 把「文献解析 → 抗幻觉问答 → 版式阅读 → 检索追踪 → 引用图谱 → 学术写作」串成闭环。与通用 RAG 的差别有两条：一是先保住版式再谈检索，双栏论文先按栏切分再入库；二是把「答错能不能被抓出来」做成代码判定——拒答闸门、角标约束、逐句引用校验、修复环与 References 白名单四道防线跨生成前中后，全部可在真实大模型下复跑验证。</w:t>
+        <w:t>MoreHand 把「文献解析 → 抗幻觉问答 → 版式阅读 → 检索追踪 → 引用图谱 → 学术写作」串成闭环。与通用 RAG 的差别有两条：一是先保住版式再谈检索，双栏论文先按栏切分再入库；二是把「答错能不能被抓出来」做成代码判定：拒答闸门、角标约束、逐句引用校验、修复环与 References 白名单四道防线跨生成前中后，全部可在真实大模型下复跑验证。</w:t>
       </w:r>
     </w:p>
     <w:p>
@@ -1111,7 +1111,7 @@
     </w:p>
     <w:p>
       <w:pPr>
-        <w:pStyle w:val="Heading1"/>
+        <w:pStyle w:val="000004"/>
         <w:keepNext w:val="1"/>
         <w:keepLines w:val="1"/>
         <w:spacing w:before="384" w:beforeAutospacing="1" w:after="144" w:afterAutospacing="1" w:line="384"/>
@@ -1155,7 +1155,7 @@
     </w:p>
     <w:p>
       <w:pPr>
-        <w:pStyle w:val="Heading2"/>
+        <w:pStyle w:val="000001"/>
         <w:keepNext w:val="1"/>
         <w:keepLines w:val="1"/>
         <w:spacing w:before="240" w:beforeAutospacing="1" w:after="144" w:afterAutospacing="1" w:line="384"/>
@@ -1248,12 +1248,12 @@
           <w:color w:val="212121"/>
           <w:sz w:val="24"/>
         </w:rPr>
-        <w:t>第二，它把「答错能不能被抓出来」做成代码判定。竞品比「答得好不好」，MoreHand 比「答错了能不能被抓出来」——拒答闸门、角标约束、逐句引用校验、修复环、References 白名单，四道防线跨生成前中后，全部可在真实大模型下复跑验证。</w:t>
-      </w:r>
-    </w:p>
-    <w:p>
-      <w:pPr>
-        <w:pStyle w:val="Heading2"/>
+        <w:t>第二，它把「答错能不能被抓出来」做成代码判定。竞品比「答得好不好」，MoreHand 比「答错了能不能被抓出来」：拒答闸门、角标约束、逐句引用校验、修复环、References 白名单，四道防线跨生成前中后，全部可在真实大模型下复跑验证。</w:t>
+      </w:r>
+    </w:p>
+    <w:p>
+      <w:pPr>
+        <w:pStyle w:val="000001"/>
         <w:keepNext w:val="1"/>
         <w:keepLines w:val="1"/>
         <w:spacing w:before="240" w:beforeAutospacing="1" w:after="144" w:afterAutospacing="1" w:line="384"/>
@@ -1972,7 +1972,7 @@
     </w:tbl>
     <w:p>
       <w:pPr>
-        <w:pStyle w:val="Heading2"/>
+        <w:pStyle w:val="000001"/>
         <w:keepNext w:val="1"/>
         <w:keepLines w:val="1"/>
         <w:spacing w:before="240" w:beforeAutospacing="1" w:after="144" w:afterAutospacing="1" w:line="384"/>
@@ -3129,7 +3129,7 @@
     </w:p>
     <w:p>
       <w:pPr>
-        <w:pStyle w:val="Heading2"/>
+        <w:pStyle w:val="000001"/>
         <w:keepNext w:val="1"/>
         <w:keepLines w:val="1"/>
         <w:spacing w:before="240" w:beforeAutospacing="1" w:after="144" w:afterAutospacing="1" w:line="384"/>
@@ -3944,12 +3944,12 @@
           <w:color w:val="212121"/>
           <w:sz w:val="24"/>
         </w:rPr>
-        <w:t>在在线演示或本地应用里点侧栏「一键加载演示数据（6 篇）」，然后进「跨文献问答与溯源」，问「训练用了什么 GPU？数量和型号？」——答案会带可点击的来源角标，点角标即可跳到原文页码与段落。</w:t>
-      </w:r>
-    </w:p>
-    <w:p>
-      <w:pPr>
-        <w:pStyle w:val="Heading2"/>
+        <w:t>在在线演示或本地应用里点侧栏「一键加载演示数据（6 篇）」，然后进「跨文献问答与溯源」，问「训练用了什么 GPU？数量和型号？」，答案会带可点击的来源角标，点角标即可跳到原文页码与段落。</w:t>
+      </w:r>
+    </w:p>
+    <w:p>
+      <w:pPr>
+        <w:pStyle w:val="000001"/>
         <w:keepNext w:val="1"/>
         <w:keepLines w:val="1"/>
         <w:spacing w:before="240" w:beforeAutospacing="1" w:after="144" w:afterAutospacing="1" w:line="384"/>
@@ -4006,7 +4006,7 @@
           <w:color w:val="212121"/>
           <w:sz w:val="24"/>
         </w:rPr>
-        <w:t>第一步，传文献：上传 PDF（单篇或批量）。系统自动完成细粒度解析——标题树、表格文本化、插图与图注关联、LaTeX 公式还原、References 抽取；扫描件自动识别并走 OCR。损坏、截断、加密的 PDF 在入库前拦截，不留「幽灵文献」（_validate_prepared@services/library.py:597）。</w:t>
+        <w:t>第一步，传文献：上传 PDF（单篇或批量）。系统自动完成细粒度解析：标题树、表格文本化、插图与图注关联、LaTeX 公式还原、References 抽取；扫描件自动识别并走 OCR。损坏、截断、加密的 PDF 在入库前拦截，不留「幽灵文献」（_validate_prepared@services/library.py:597）。</w:t>
       </w:r>
     </w:p>
     <w:p>
@@ -4101,7 +4101,7 @@
     </w:p>
     <w:p>
       <w:pPr>
-        <w:pStyle w:val="Heading2"/>
+        <w:pStyle w:val="000001"/>
         <w:keepNext w:val="1"/>
         <w:keepLines w:val="1"/>
         <w:spacing w:before="240" w:beforeAutospacing="1" w:after="144" w:afterAutospacing="1" w:line="384"/>
@@ -4925,7 +4925,7 @@
     </w:tbl>
     <w:p>
       <w:pPr>
-        <w:pStyle w:val="Heading2"/>
+        <w:pStyle w:val="000001"/>
         <w:keepNext w:val="1"/>
         <w:keepLines w:val="1"/>
         <w:spacing w:before="240" w:beforeAutospacing="1" w:after="144" w:afterAutospacing="1" w:line="384"/>
@@ -4985,7 +4985,7 @@
           <w:color w:val="212121"/>
           <w:sz w:val="24"/>
         </w:rPr>
-        <w:t>未覆盖赛题「20 篇批量文献」规模。本地语料按 arXiv 号合并后只有 2–3 个逻辑节点、1 条真实引用边，图谱指标在小语料下仅供参考——我们没有宣称支持 20 篇。</w:t>
+        <w:t>未覆盖赛题「20 篇批量文献」规模。本地语料按 arXiv 号合并后只有 2–3 个逻辑节点、1 条真实引用边，图谱指标在小语料下仅供参考，我们没有宣称支持 20 篇。</w:t>
       </w:r>
     </w:p>
     <w:p>
@@ -5095,7 +5095,7 @@
     </w:p>
     <w:p>
       <w:pPr>
-        <w:pStyle w:val="Heading1"/>
+        <w:pStyle w:val="000004"/>
         <w:keepNext w:val="1"/>
         <w:keepLines w:val="1"/>
         <w:spacing w:before="384" w:beforeAutospacing="1" w:after="144" w:afterAutospacing="1" w:line="384"/>
@@ -5139,7 +5139,7 @@
     </w:p>
     <w:p>
       <w:pPr>
-        <w:pStyle w:val="Heading2"/>
+        <w:pStyle w:val="000001"/>
         <w:keepNext w:val="1"/>
         <w:keepLines w:val="1"/>
         <w:spacing w:before="240" w:beforeAutospacing="1" w:after="144" w:afterAutospacing="1" w:line="384"/>
@@ -5748,12 +5748,12 @@
           <w:color w:val="212121"/>
           <w:sz w:val="24"/>
         </w:rPr>
-        <w:t>为什么这是核心差异化：多数系统只能展示「答得好」；MoreHand 能展示「答错会被当场抓住」。前者是宣传语，后者是可复跑的代码判定——评审可以用一条命令验证。</w:t>
-      </w:r>
-    </w:p>
-    <w:p>
-      <w:pPr>
-        <w:pStyle w:val="Heading2"/>
+        <w:t>为什么这是关键差异：多数系统只能展示「答得好」；MoreHand 能展示「答错会被当场抓住」。前者是宣传语，后者是可复跑的代码判定，评审可以用一条命令验证。</w:t>
+      </w:r>
+    </w:p>
+    <w:p>
+      <w:pPr>
+        <w:pStyle w:val="000001"/>
         <w:keepNext w:val="1"/>
         <w:keepLines w:val="1"/>
         <w:spacing w:before="240" w:beforeAutospacing="1" w:after="144" w:afterAutospacing="1" w:line="384"/>
@@ -5863,7 +5863,7 @@
     </w:p>
     <w:p>
       <w:pPr>
-        <w:pStyle w:val="Heading2"/>
+        <w:pStyle w:val="000001"/>
         <w:keepNext w:val="1"/>
         <w:keepLines w:val="1"/>
         <w:spacing w:before="240" w:beforeAutospacing="1" w:after="144" w:afterAutospacing="1" w:line="384"/>
@@ -5952,7 +5952,7 @@
     </w:p>
     <w:p>
       <w:pPr>
-        <w:pStyle w:val="Heading2"/>
+        <w:pStyle w:val="000001"/>
         <w:keepNext w:val="1"/>
         <w:keepLines w:val="1"/>
         <w:spacing w:before="240" w:beforeAutospacing="1" w:after="144" w:afterAutospacing="1" w:line="384"/>
@@ -5996,7 +5996,7 @@
     </w:p>
     <w:p>
       <w:pPr>
-        <w:pStyle w:val="Heading2"/>
+        <w:pStyle w:val="000001"/>
         <w:keepNext w:val="1"/>
         <w:keepLines w:val="1"/>
         <w:spacing w:before="240" w:beforeAutospacing="1" w:after="144" w:afterAutospacing="1" w:line="384"/>
@@ -6064,7 +6064,7 @@
     </w:p>
     <w:p>
       <w:pPr>
-        <w:pStyle w:val="Heading2"/>
+        <w:pStyle w:val="000001"/>
         <w:keepNext w:val="1"/>
         <w:keepLines w:val="1"/>
         <w:spacing w:before="240" w:beforeAutospacing="1" w:after="144" w:afterAutospacing="1" w:line="384"/>
@@ -6896,12 +6896,12 @@
           <w:color w:val="212121"/>
           <w:sz w:val="24"/>
         </w:rPr>
-        <w:t>verify_official.py / bench_graph.py / selftest.py 都会清空文献库——库非空时直接拒绝运行，备份后加 --force 才执行。</w:t>
-      </w:r>
-    </w:p>
-    <w:p>
-      <w:pPr>
-        <w:pStyle w:val="Heading1"/>
+        <w:t>verify_official.py / bench_graph.py / selftest.py 都会清空文献库，库非空时直接拒绝运行，备份后加 --force 才执行。</w:t>
+      </w:r>
+    </w:p>
+    <w:p>
+      <w:pPr>
+        <w:pStyle w:val="000004"/>
         <w:keepNext w:val="1"/>
         <w:keepLines w:val="1"/>
         <w:spacing w:before="384" w:beforeAutospacing="1" w:after="144" w:afterAutospacing="1" w:line="384"/>
@@ -6945,7 +6945,7 @@
     </w:p>
     <w:p>
       <w:pPr>
-        <w:pStyle w:val="Heading2"/>
+        <w:pStyle w:val="000001"/>
         <w:keepNext w:val="1"/>
         <w:keepLines w:val="1"/>
         <w:spacing w:before="240" w:beforeAutospacing="1" w:after="144" w:afterAutospacing="1" w:line="384"/>
@@ -7590,12 +7590,12 @@
           <w:color w:val="212121"/>
           <w:sz w:val="24"/>
         </w:rPr>
-        <w:t>关键取舍：只做「渲染没报错」的冒烟是不够的——界面看起来正常不等于交互正确。因此交互层用 AppTest 模拟真实点击（跳转落点、清除语义、空状态、指标条、解析后台化），并对每条断言做反向对照（故意注入缺陷，验证门禁能翻红）。</w:t>
-      </w:r>
-    </w:p>
-    <w:p>
-      <w:pPr>
-        <w:pStyle w:val="Heading2"/>
+        <w:t>关键取舍：只做「渲染没报错」的冒烟是不够的，界面看起来正常不等于交互正确。因此交互层用 AppTest 模拟真实点击（跳转落点、清除语义、空状态、指标条、解析后台化），并对每条断言做反向对照（故意注入缺陷，验证门禁能翻红）。</w:t>
+      </w:r>
+    </w:p>
+    <w:p>
+      <w:pPr>
+        <w:pStyle w:val="000001"/>
         <w:keepNext w:val="1"/>
         <w:keepLines w:val="1"/>
         <w:spacing w:before="240" w:beforeAutospacing="1" w:after="144" w:afterAutospacing="1" w:line="384"/>
@@ -8209,7 +8209,7 @@
     </w:tbl>
     <w:p>
       <w:pPr>
-        <w:pStyle w:val="Heading2"/>
+        <w:pStyle w:val="000001"/>
         <w:keepNext w:val="1"/>
         <w:keepLines w:val="1"/>
         <w:spacing w:before="240" w:beforeAutospacing="1" w:after="144" w:afterAutospacing="1" w:line="384"/>
@@ -8910,7 +8910,7 @@
     </w:tbl>
     <w:p>
       <w:pPr>
-        <w:pStyle w:val="Heading2"/>
+        <w:pStyle w:val="000001"/>
         <w:keepNext w:val="1"/>
         <w:keepLines w:val="1"/>
         <w:spacing w:before="240" w:beforeAutospacing="1" w:after="144" w:afterAutospacing="1" w:line="384"/>
@@ -9402,7 +9402,7 @@
     </w:tbl>
     <w:p>
       <w:pPr>
-        <w:pStyle w:val="Heading2"/>
+        <w:pStyle w:val="000001"/>
         <w:keepNext w:val="1"/>
         <w:keepLines w:val="1"/>
         <w:spacing w:before="240" w:beforeAutospacing="1" w:after="144" w:afterAutospacing="1" w:line="384"/>
@@ -9465,7 +9465,7 @@
           <w:color w:val="212121"/>
           <w:sz w:val="24"/>
         </w:rPr>
-        <w:t>限流降级：OpenAlex / Semantic Scholar 处于 IP 级 429 时，链路验证的是诚实降级（「取不到就明说」）而非真值获取——这一点我们不粉饰。</w:t>
+        <w:t>限流降级：OpenAlex / Semantic Scholar 处于 IP 级 429 时，链路验证的是诚实降级（「取不到就明说」）而非真值获取，这一点我们不粉饰。</w:t>
       </w:r>
     </w:p>
     <w:p>
@@ -9512,7 +9512,7 @@
     </w:p>
     <w:p>
       <w:pPr>
-        <w:pStyle w:val="Heading2"/>
+        <w:pStyle w:val="000001"/>
         <w:keepNext w:val="1"/>
         <w:keepLines w:val="1"/>
         <w:spacing w:before="240" w:beforeAutospacing="1" w:after="144" w:afterAutospacing="1" w:line="384"/>
@@ -10213,7 +10213,7 @@
     </w:tbl>
     <w:p>
       <w:pPr>
-        <w:pStyle w:val="Heading2"/>
+        <w:pStyle w:val="000001"/>
         <w:keepNext w:val="1"/>
         <w:keepLines w:val="1"/>
         <w:spacing w:before="240" w:beforeAutospacing="1" w:after="144" w:afterAutospacing="1" w:line="384"/>
@@ -10264,18 +10264,18 @@
           <w:right w:val="single" w:color="d6dbe1" w:sz="6"/>
         </w:pBdr>
         <w:shd w:val="clear" w:fill="f2f5f9"/>
-        <w:spacing w:before="0" w:after="144" w:line="384"/>
-        <w:ind w:left="0" w:right="0" w:firstLine="480"/>
-        <w:jc w:val="both"/>
-        <w:rPr>
-          <w:color w:val="212121"/>
-        </w:rPr>
-      </w:pPr>
-      <w:r>
-        <w:rPr>
-          <w:rFonts w:ascii="SimSun" w:hAnsi="SimSun" w:eastAsia="SimSun" w:cs="SimSun"/>
-          <w:color w:val="212121"/>
-          <w:sz w:val="24"/>
+        <w:spacing w:before="0" w:after="240" w:line="384"/>
+        <w:ind w:left="0" w:right="0"/>
+        <w:jc w:val="left"/>
+        <w:rPr>
+          <w:color w:val="212121"/>
+        </w:rPr>
+      </w:pPr>
+      <w:r>
+        <w:rPr>
+          <w:rFonts w:ascii="Consolas" w:hAnsi="Consolas" w:eastAsia="Consolas" w:cs="Consolas"/>
+          <w:color w:val="212121"/>
+          <w:sz w:val="20"/>
         </w:rPr>
         <w:t>PY=C:/Users/Administrator/anaconda3/envs/ai_research/python.exe</w:t>
       </w:r>
@@ -10289,18 +10289,18 @@
           <w:right w:val="single" w:color="d6dbe1" w:sz="6"/>
         </w:pBdr>
         <w:shd w:val="clear" w:fill="f2f5f9"/>
-        <w:spacing w:before="0" w:after="144" w:line="384"/>
-        <w:ind w:left="0" w:right="0" w:firstLine="480"/>
-        <w:jc w:val="both"/>
-        <w:rPr>
-          <w:color w:val="212121"/>
-        </w:rPr>
-      </w:pPr>
-      <w:r>
-        <w:rPr>
-          <w:rFonts w:hint="eastAsia" w:ascii="SimSun" w:hAnsi="SimSun" w:eastAsia="SimSun" w:cs="SimSun"/>
-          <w:color w:val="212121"/>
-          <w:sz w:val="24"/>
+        <w:spacing w:before="0" w:after="240" w:line="384"/>
+        <w:ind w:left="0" w:right="0"/>
+        <w:jc w:val="left"/>
+        <w:rPr>
+          <w:color w:val="212121"/>
+        </w:rPr>
+      </w:pPr>
+      <w:r>
+        <w:rPr>
+          <w:rFonts w:hint="eastAsia" w:ascii="Consolas" w:hAnsi="Consolas" w:eastAsia="Consolas" w:cs="Consolas"/>
+          <w:color w:val="212121"/>
+          <w:sz w:val="20"/>
         </w:rPr>
         <w:t>$PY -m unittest discover -s tests # 期望 238 OK</w:t>
       </w:r>
@@ -10314,18 +10314,18 @@
           <w:right w:val="single" w:color="d6dbe1" w:sz="6"/>
         </w:pBdr>
         <w:shd w:val="clear" w:fill="f2f5f9"/>
-        <w:spacing w:before="0" w:after="144" w:line="384"/>
-        <w:ind w:left="0" w:right="0" w:firstLine="480"/>
-        <w:jc w:val="both"/>
-        <w:rPr>
-          <w:color w:val="212121"/>
-        </w:rPr>
-      </w:pPr>
-      <w:r>
-        <w:rPr>
-          <w:rFonts w:hint="eastAsia" w:ascii="SimSun" w:hAnsi="SimSun" w:eastAsia="SimSun" w:cs="SimSun"/>
-          <w:color w:val="212121"/>
-          <w:sz w:val="24"/>
+        <w:spacing w:before="0" w:after="240" w:line="384"/>
+        <w:ind w:left="0" w:right="0"/>
+        <w:jc w:val="left"/>
+        <w:rPr>
+          <w:color w:val="212121"/>
+        </w:rPr>
+      </w:pPr>
+      <w:r>
+        <w:rPr>
+          <w:rFonts w:hint="eastAsia" w:ascii="Consolas" w:hAnsi="Consolas" w:eastAsia="Consolas" w:cs="Consolas"/>
+          <w:color w:val="212121"/>
+          <w:sz w:val="20"/>
         </w:rPr>
         <w:t>$PY scripts/_smoke_ui.py # 期望 9 页 0 异常 + 9 故障注入</w:t>
       </w:r>
@@ -10339,18 +10339,18 @@
           <w:right w:val="single" w:color="d6dbe1" w:sz="6"/>
         </w:pBdr>
         <w:shd w:val="clear" w:fill="f2f5f9"/>
-        <w:spacing w:before="0" w:after="144" w:line="384"/>
-        <w:ind w:left="0" w:right="0" w:firstLine="480"/>
-        <w:jc w:val="both"/>
-        <w:rPr>
-          <w:color w:val="212121"/>
-        </w:rPr>
-      </w:pPr>
-      <w:r>
-        <w:rPr>
-          <w:rFonts w:hint="eastAsia" w:ascii="SimSun" w:hAnsi="SimSun" w:eastAsia="SimSun" w:cs="SimSun"/>
-          <w:color w:val="212121"/>
-          <w:sz w:val="24"/>
+        <w:spacing w:before="0" w:after="240" w:line="384"/>
+        <w:ind w:left="0" w:right="0"/>
+        <w:jc w:val="left"/>
+        <w:rPr>
+          <w:color w:val="212121"/>
+        </w:rPr>
+      </w:pPr>
+      <w:r>
+        <w:rPr>
+          <w:rFonts w:hint="eastAsia" w:ascii="Consolas" w:hAnsi="Consolas" w:eastAsia="Consolas" w:cs="Consolas"/>
+          <w:color w:val="212121"/>
+          <w:sz w:val="20"/>
         </w:rPr>
         <w:t>$PY scripts/_smoke_read.py # 期望 62/62</w:t>
       </w:r>
@@ -10364,18 +10364,18 @@
           <w:right w:val="single" w:color="d6dbe1" w:sz="6"/>
         </w:pBdr>
         <w:shd w:val="clear" w:fill="f2f5f9"/>
-        <w:spacing w:before="0" w:after="144" w:line="384"/>
-        <w:ind w:left="0" w:right="0" w:firstLine="480"/>
-        <w:jc w:val="both"/>
-        <w:rPr>
-          <w:color w:val="212121"/>
-        </w:rPr>
-      </w:pPr>
-      <w:r>
-        <w:rPr>
-          <w:rFonts w:hint="eastAsia" w:ascii="SimSun" w:hAnsi="SimSun" w:eastAsia="SimSun" w:cs="SimSun"/>
-          <w:color w:val="212121"/>
-          <w:sz w:val="24"/>
+        <w:spacing w:before="0" w:after="240" w:line="384"/>
+        <w:ind w:left="0" w:right="0"/>
+        <w:jc w:val="left"/>
+        <w:rPr>
+          <w:color w:val="212121"/>
+        </w:rPr>
+      </w:pPr>
+      <w:r>
+        <w:rPr>
+          <w:rFonts w:hint="eastAsia" w:ascii="Consolas" w:hAnsi="Consolas" w:eastAsia="Consolas" w:cs="Consolas"/>
+          <w:color w:val="212121"/>
+          <w:sz w:val="20"/>
         </w:rPr>
         <w:t>$PY scripts/_apptest_ui_interact.py # 期望 11 用例 52 断言</w:t>
       </w:r>
@@ -10389,18 +10389,18 @@
           <w:right w:val="single" w:color="d6dbe1" w:sz="6"/>
         </w:pBdr>
         <w:shd w:val="clear" w:fill="f2f5f9"/>
-        <w:spacing w:before="0" w:after="144" w:line="384"/>
-        <w:ind w:left="0" w:right="0" w:firstLine="480"/>
-        <w:jc w:val="both"/>
-        <w:rPr>
-          <w:color w:val="212121"/>
-        </w:rPr>
-      </w:pPr>
-      <w:r>
-        <w:rPr>
-          <w:rFonts w:hint="eastAsia" w:ascii="SimSun" w:hAnsi="SimSun" w:eastAsia="SimSun" w:cs="SimSun"/>
-          <w:color w:val="212121"/>
-          <w:sz w:val="24"/>
+        <w:spacing w:before="0" w:after="240" w:line="384"/>
+        <w:ind w:left="0" w:right="0"/>
+        <w:jc w:val="left"/>
+        <w:rPr>
+          <w:color w:val="212121"/>
+        </w:rPr>
+      </w:pPr>
+      <w:r>
+        <w:rPr>
+          <w:rFonts w:hint="eastAsia" w:ascii="Consolas" w:hAnsi="Consolas" w:eastAsia="Consolas" w:cs="Consolas"/>
+          <w:color w:val="212121"/>
+          <w:sz w:val="20"/>
         </w:rPr>
         <w:t>$PY scripts/_verify_live_api.py # 期望 21/21（需真实 Key 与外网）</w:t>
       </w:r>
@@ -10414,25 +10414,25 @@
           <w:right w:val="single" w:color="d6dbe1" w:sz="6"/>
         </w:pBdr>
         <w:shd w:val="clear" w:fill="f2f5f9"/>
-        <w:spacing w:before="0" w:after="144" w:line="384"/>
-        <w:ind w:left="0" w:right="0" w:firstLine="480"/>
-        <w:jc w:val="both"/>
-        <w:rPr>
-          <w:color w:val="212121"/>
-        </w:rPr>
-      </w:pPr>
-      <w:r>
-        <w:rPr>
-          <w:rFonts w:hint="eastAsia" w:ascii="SimSun" w:hAnsi="SimSun" w:eastAsia="SimSun" w:cs="SimSun"/>
-          <w:color w:val="212121"/>
-          <w:sz w:val="24"/>
+        <w:spacing w:before="0" w:after="240" w:line="384"/>
+        <w:ind w:left="0" w:right="0"/>
+        <w:jc w:val="left"/>
+        <w:rPr>
+          <w:color w:val="212121"/>
+        </w:rPr>
+      </w:pPr>
+      <w:r>
+        <w:rPr>
+          <w:rFonts w:hint="eastAsia" w:ascii="Consolas" w:hAnsi="Consolas" w:eastAsia="Consolas" w:cs="Consolas"/>
+          <w:color w:val="212121"/>
+          <w:sz w:val="20"/>
         </w:rPr>
         <w:t>$PY scripts/_check_doc_refs.py # 期望 236 条 0 疑似 0 无法判定</w:t>
       </w:r>
     </w:p>
     <w:p>
       <w:pPr>
-        <w:pStyle w:val="Heading1"/>
+        <w:pStyle w:val="000004"/>
         <w:keepNext w:val="1"/>
         <w:keepLines w:val="1"/>
         <w:spacing w:before="384" w:beforeAutospacing="1" w:after="144" w:afterAutospacing="1" w:line="384"/>
@@ -10476,7 +10476,7 @@
     </w:p>
     <w:p>
       <w:pPr>
-        <w:pStyle w:val="Heading2"/>
+        <w:pStyle w:val="000001"/>
         <w:keepNext w:val="1"/>
         <w:keepLines w:val="1"/>
         <w:spacing w:before="240" w:beforeAutospacing="1" w:after="144" w:afterAutospacing="1" w:line="384"/>
@@ -11803,7 +11803,7 @@
     </w:tbl>
     <w:p>
       <w:pPr>
-        <w:pStyle w:val="Heading2"/>
+        <w:pStyle w:val="000001"/>
         <w:keepNext w:val="1"/>
         <w:keepLines w:val="1"/>
         <w:spacing w:before="240" w:beforeAutospacing="1" w:after="144" w:afterAutospacing="1" w:line="384"/>
@@ -11937,7 +11937,7 @@
     </w:p>
     <w:p>
       <w:pPr>
-        <w:pStyle w:val="Heading2"/>
+        <w:pStyle w:val="000001"/>
         <w:keepNext w:val="1"/>
         <w:keepLines w:val="1"/>
         <w:spacing w:before="240" w:beforeAutospacing="1" w:after="144" w:afterAutospacing="1" w:line="384"/>
@@ -11979,7 +11979,7 @@
           <w:color w:val="212121"/>
           <w:sz w:val="24"/>
         </w:rPr>
-        <w:t>拒答闸门：闸门设在生成之前——相关度不达标直接返回拒答文案，既不浪费模型调用，也不给模型「编一个」的机会。</w:t>
+        <w:t>拒答闸门：闸门设在生成之前，相关度不达标直接返回拒答文案，既不浪费模型调用，也不给模型「编一个」的机会。</w:t>
       </w:r>
     </w:p>
     <w:p>
@@ -12047,7 +12047,7 @@
     </w:p>
     <w:p>
       <w:pPr>
-        <w:pStyle w:val="Heading2"/>
+        <w:pStyle w:val="000001"/>
         <w:keepNext w:val="1"/>
         <w:keepLines w:val="1"/>
         <w:spacing w:before="240" w:beforeAutospacing="1" w:after="144" w:afterAutospacing="1" w:line="384"/>
@@ -12091,7 +12091,7 @@
     </w:p>
     <w:p>
       <w:pPr>
-        <w:pStyle w:val="Heading2"/>
+        <w:pStyle w:val="000001"/>
         <w:keepNext w:val="1"/>
         <w:keepLines w:val="1"/>
         <w:spacing w:before="240" w:beforeAutospacing="1" w:after="144" w:afterAutospacing="1" w:line="384"/>
@@ -12135,7 +12135,7 @@
     </w:p>
     <w:p>
       <w:pPr>
-        <w:pStyle w:val="Heading2"/>
+        <w:pStyle w:val="000001"/>
         <w:keepNext w:val="1"/>
         <w:keepLines w:val="1"/>
         <w:spacing w:before="240" w:beforeAutospacing="1" w:after="144" w:afterAutospacing="1" w:line="384"/>
@@ -12245,7 +12245,7 @@
     </w:p>
     <w:p>
       <w:pPr>
-        <w:pStyle w:val="Heading2"/>
+        <w:pStyle w:val="000001"/>
         <w:keepNext w:val="1"/>
         <w:keepLines w:val="1"/>
         <w:spacing w:before="240" w:beforeAutospacing="1" w:after="144" w:afterAutospacing="1" w:line="384"/>
@@ -12355,7 +12355,7 @@
     </w:p>
     <w:p>
       <w:pPr>
-        <w:pStyle w:val="Heading1"/>
+        <w:pStyle w:val="000004"/>
         <w:keepNext w:val="1"/>
         <w:keepLines w:val="1"/>
         <w:spacing w:before="384" w:beforeAutospacing="1" w:after="144" w:afterAutospacing="1" w:line="384"/>
@@ -12583,7 +12583,7 @@
           <w:color w:val="5b6570"/>
           <w:sz w:val="20"/>
         </w:rPr>
-        <w:t>图 3　跨文献问答与溯源：角标、拒答与调试区。顶部是常用测试问题胶囊与检索范围选择；中部是提问框与「提问」按钮；下方示例是一次真实拒答——「未在文献库中找到可靠依据，为避免幻觉我宁可不作答」，并显示最高相关度 0.49 低于阈值 0.35、共 6 个候选片段。</w:t>
+        <w:t>图 3　跨文献问答与溯源：角标、拒答与调试区。顶部是常用测试问题胶囊与检索范围选择；中部是提问框与「提问」按钮；下方示例是一次真实拒答：「未在文献库中找到可靠依据，为避免幻觉我宁可不作答」，并显示最高相关度 0.49 低于阈值 0.35、共 6 个候选片段。</w:t>
       </w:r>
     </w:p>
     <w:p>
@@ -12840,7 +12840,7 @@
     </w:p>
     <w:p>
       <w:pPr>
-        <w:pStyle w:val="Heading1"/>
+        <w:pStyle w:val="000004"/>
         <w:keepNext w:val="1"/>
         <w:keepLines w:val="1"/>
         <w:spacing w:before="384" w:beforeAutospacing="1" w:after="144" w:afterAutospacing="1" w:line="384"/>
@@ -13028,7 +13028,7 @@
     </w:p>
     <w:p>
       <w:pPr>
-        <w:pStyle w:val="Heading1"/>
+        <w:pStyle w:val="000004"/>
         <w:keepNext w:val="1"/>
         <w:keepLines w:val="1"/>
         <w:spacing w:before="384" w:beforeAutospacing="1" w:after="144" w:afterAutospacing="1" w:line="384"/>
@@ -13072,7 +13072,7 @@
     </w:p>
     <w:p>
       <w:pPr>
-        <w:pStyle w:val="Heading2"/>
+        <w:pStyle w:val="000001"/>
         <w:keepNext w:val="1"/>
         <w:keepLines w:val="1"/>
         <w:spacing w:before="240" w:beforeAutospacing="1" w:after="144" w:afterAutospacing="1" w:line="384"/>
@@ -13891,12 +13891,12 @@
           <w:color w:val="212121"/>
           <w:sz w:val="24"/>
         </w:rPr>
-        <w:t>优化的是自己的上一版，不是别人的项目：例如把 v1 单体原型重构为分层架构、把「引用校验只查角标范围」升级为「逐句覆盖率判定」、把「拒答写在 prompt 里」升级为「生成前的代码闸门」、把「双栏靠模型猜」升级为「4 条几何必要条件」——这些都是本项目自身版本的迭代，git 提交可逐条追溯。</w:t>
-      </w:r>
-    </w:p>
-    <w:p>
-      <w:pPr>
-        <w:pStyle w:val="Heading2"/>
+        <w:t>优化的是自己的上一版，不是别人的项目：例如把 v1 单体原型重构为分层架构、把「引用校验只查角标范围」升级为「逐句覆盖率判定」、把「拒答写在 prompt 里」升级为「生成前的代码闸门」、把「双栏靠模型猜」升级为「4 条几何必要条件」，这些都是本项目自身版本的迭代，git 提交可逐条追溯。</w:t>
+      </w:r>
+    </w:p>
+    <w:p>
+      <w:pPr>
+        <w:pStyle w:val="000001"/>
         <w:keepNext w:val="1"/>
         <w:keepLines w:val="1"/>
         <w:spacing w:before="240" w:beforeAutospacing="1" w:after="144" w:afterAutospacing="1" w:line="384"/>
@@ -14667,7 +14667,7 @@
     </w:tbl>
     <w:p>
       <w:pPr>
-        <w:pStyle w:val="Heading2"/>
+        <w:pStyle w:val="000001"/>
         <w:keepNext w:val="1"/>
         <w:keepLines w:val="1"/>
         <w:spacing w:before="240" w:beforeAutospacing="1" w:after="144" w:afterAutospacing="1" w:line="384"/>
@@ -14711,7 +14711,7 @@
     </w:p>
     <w:p>
       <w:pPr>
-        <w:pStyle w:val="Heading1"/>
+        <w:pStyle w:val="000004"/>
         <w:keepNext w:val="1"/>
         <w:keepLines w:val="1"/>
         <w:pBdr>
@@ -15969,7 +15969,7 @@
     </w:tbl>
     <w:p>
       <w:pPr>
-        <w:pStyle w:val="Heading1"/>
+        <w:pStyle w:val="000004"/>
         <w:keepNext w:val="1"/>
         <w:keepLines w:val="1"/>
         <w:pBdr>
@@ -16420,7 +16420,9 @@
         </w:tc>
       </w:tr>
     </w:tbl>
-    <w:p/>
+    <w:p>
+      <w:pPr/>
+    </w:p>
     <w:sectPr>
       <w:footerReference r:id="rId5" w:type="default"/>
       <w:type w:val="nextPage"/>
@@ -16502,99 +16504,99 @@
     </w:pPrDefault>
   </w:docDefaults>
   <w:latentStyles w:defLockedState="0" w:defUIPriority="99" w:defSemiHidden="0" w:defUnhideWhenUsed="0" w:defQFormat="0" w:count="88">
+    <w:lsdException w:name="toc 9" w:uiPriority="39" w:semiHidden="1" w:unhideWhenUsed="1"/>
+    <w:lsdException w:name="Hyperlink" w:semiHidden="1" w:unhideWhenUsed="1"/>
+    <w:lsdException w:name="List Continue 2" w:semiHidden="1" w:unhideWhenUsed="1"/>
+    <w:lsdException w:name="Normal" w:uiPriority="0" w:qFormat="1"/>
+    <w:lsdException w:name="endnote text" w:semiHidden="1" w:unhideWhenUsed="1"/>
+    <w:lsdException w:name="Body Text Indent" w:semiHidden="1" w:unhideWhenUsed="1"/>
+    <w:lsdException w:name="toc 3" w:uiPriority="39" w:semiHidden="1" w:unhideWhenUsed="1"/>
+    <w:lsdException w:name="toc 8" w:uiPriority="39" w:semiHidden="1" w:unhideWhenUsed="1"/>
+    <w:lsdException w:name="List Number 2" w:semiHidden="1" w:unhideWhenUsed="1"/>
+    <w:lsdException w:name="List Continue 4" w:semiHidden="1" w:unhideWhenUsed="1"/>
+    <w:lsdException w:name="annotation text" w:semiHidden="1" w:unhideWhenUsed="1"/>
+    <w:lsdException w:name="index 5" w:semiHidden="1" w:unhideWhenUsed="1"/>
+    <w:lsdException w:name="toc 5" w:uiPriority="39" w:semiHidden="1" w:unhideWhenUsed="1"/>
+    <w:lsdException w:name="heading 2" w:uiPriority="9" w:semiHidden="1" w:unhideWhenUsed="1" w:qFormat="1"/>
+    <w:lsdException w:name="List Bullet 4" w:semiHidden="1" w:unhideWhenUsed="1"/>
+    <w:lsdException w:name="Strong" w:uiPriority="22" w:qFormat="1"/>
+    <w:lsdException w:name="toa heading" w:semiHidden="1" w:unhideWhenUsed="1"/>
+    <w:lsdException w:name="List Bullet" w:semiHidden="1" w:unhideWhenUsed="1"/>
+    <w:lsdException w:name="Body Text 2" w:semiHidden="1" w:unhideWhenUsed="1"/>
+    <w:lsdException w:name="List 5" w:semiHidden="1" w:unhideWhenUsed="1"/>
+    <w:lsdException w:name="List 2" w:semiHidden="1" w:unhideWhenUsed="1"/>
+    <w:lsdException w:name="heading 6" w:uiPriority="9" w:semiHidden="1" w:unhideWhenUsed="1" w:qFormat="1"/>
+    <w:lsdException w:name="Salutation" w:semiHidden="1" w:unhideWhenUsed="1"/>
+    <w:lsdException w:name="Normal Indent" w:semiHidden="1" w:unhideWhenUsed="1"/>
+    <w:lsdException w:name="index 8" w:semiHidden="1" w:unhideWhenUsed="1"/>
+    <w:lsdException w:name="List Continue" w:semiHidden="1" w:unhideWhenUsed="1"/>
+    <w:lsdException w:name="toc 7" w:uiPriority="39" w:semiHidden="1" w:unhideWhenUsed="1"/>
+    <w:lsdException w:name="heading 4" w:uiPriority="9" w:semiHidden="1" w:unhideWhenUsed="1" w:qFormat="1"/>
+    <w:lsdException w:name="table of figures" w:semiHidden="1" w:unhideWhenUsed="1"/>
+    <w:lsdException w:name="Body Text Indent 3" w:semiHidden="1" w:unhideWhenUsed="1"/>
     <w:lsdException w:name="heading 9" w:uiPriority="9" w:semiHidden="1" w:unhideWhenUsed="1" w:qFormat="1"/>
-    <w:lsdException w:name="toc 7" w:uiPriority="39" w:semiHidden="1" w:unhideWhenUsed="1"/>
+    <w:lsdException w:name="Block Text" w:semiHidden="1" w:unhideWhenUsed="1"/>
+    <w:lsdException w:name="table of authorities" w:semiHidden="1" w:unhideWhenUsed="1"/>
     <w:lsdException w:name="List Bullet 2" w:semiHidden="1" w:unhideWhenUsed="1"/>
-    <w:lsdException w:name="List Bullet" w:semiHidden="1" w:unhideWhenUsed="1"/>
-    <w:lsdException w:name="Signature" w:semiHidden="1" w:unhideWhenUsed="1"/>
+    <w:lsdException w:name="Message Header" w:semiHidden="1" w:unhideWhenUsed="1"/>
+    <w:lsdException w:name="Date" w:semiHidden="1" w:unhideWhenUsed="1"/>
+    <w:lsdException w:name="List 4" w:semiHidden="1" w:unhideWhenUsed="1"/>
+    <w:lsdException w:name="heading 1" w:uiPriority="9" w:qFormat="1"/>
+    <w:lsdException w:name="List Number 3" w:semiHidden="1" w:unhideWhenUsed="1"/>
+    <w:lsdException w:name="Body Text First Indent 2" w:semiHidden="1" w:unhideWhenUsed="1"/>
+    <w:lsdException w:name="heading 8" w:uiPriority="9" w:semiHidden="1" w:unhideWhenUsed="1" w:qFormat="1"/>
+    <w:lsdException w:name="List Continue 3" w:semiHidden="1" w:unhideWhenUsed="1"/>
+    <w:lsdException w:name="List Number" w:semiHidden="1" w:unhideWhenUsed="1"/>
+    <w:lsdException w:name="index 7" w:semiHidden="1" w:unhideWhenUsed="1"/>
+    <w:lsdException w:name="heading 5" w:uiPriority="9" w:semiHidden="1" w:unhideWhenUsed="1" w:qFormat="1"/>
+    <w:lsdException w:name="toc 2" w:uiPriority="39" w:semiHidden="1" w:unhideWhenUsed="1"/>
+    <w:lsdException w:name="page number" w:semiHidden="1" w:unhideWhenUsed="1"/>
+    <w:lsdException w:name="Body Text" w:semiHidden="1" w:unhideWhenUsed="1"/>
+    <w:lsdException w:name="Note Heading" w:semiHidden="1" w:unhideWhenUsed="1"/>
+    <w:lsdException w:name="FollowedHyperlink" w:semiHidden="1" w:unhideWhenUsed="1"/>
+    <w:lsdException w:name="index 6" w:semiHidden="1" w:unhideWhenUsed="1"/>
+    <w:lsdException w:name="index 4" w:semiHidden="1" w:unhideWhenUsed="1"/>
+    <w:lsdException w:name="Subtitle" w:uiPriority="11" w:qFormat="1"/>
+    <w:lsdException w:name="index 3" w:semiHidden="1" w:unhideWhenUsed="1"/>
+    <w:lsdException w:name="Title" w:uiPriority="10" w:qFormat="1"/>
+    <w:lsdException w:name="annotation reference" w:semiHidden="1" w:unhideWhenUsed="1"/>
+    <w:lsdException w:name="heading 3" w:uiPriority="9" w:semiHidden="1" w:unhideWhenUsed="1" w:qFormat="1"/>
+    <w:lsdException w:name="Body Text First Indent" w:semiHidden="1" w:unhideWhenUsed="1"/>
+    <w:lsdException w:name="List" w:semiHidden="1" w:unhideWhenUsed="1"/>
+    <w:lsdException w:name="Body Text Indent 2" w:semiHidden="1" w:unhideWhenUsed="1"/>
+    <w:lsdException w:name="List Number 4" w:semiHidden="1" w:unhideWhenUsed="1"/>
+    <w:lsdException w:name="envelope address" w:semiHidden="1" w:unhideWhenUsed="1"/>
+    <w:lsdException w:name="List Bullet 3" w:semiHidden="1" w:unhideWhenUsed="1"/>
     <w:lsdException w:name="List Bullet 5" w:semiHidden="1" w:unhideWhenUsed="1"/>
-    <w:lsdException w:name="Body Text Indent 2" w:semiHidden="1" w:unhideWhenUsed="1"/>
-    <w:lsdException w:name="toc 3" w:uiPriority="39" w:semiHidden="1" w:unhideWhenUsed="1"/>
-    <w:lsdException w:name="heading 8" w:uiPriority="9" w:semiHidden="1" w:unhideWhenUsed="1" w:qFormat="1"/>
-    <w:lsdException w:name="index 3" w:semiHidden="1" w:unhideWhenUsed="1"/>
-    <w:lsdException w:name="heading 4" w:uiPriority="9" w:semiHidden="1" w:unhideWhenUsed="1" w:qFormat="1"/>
+    <w:lsdException w:name="Closing" w:semiHidden="1" w:unhideWhenUsed="1"/>
+    <w:lsdException w:name="toc 4" w:uiPriority="39" w:semiHidden="1" w:unhideWhenUsed="1"/>
+    <w:lsdException w:name="List 3" w:semiHidden="1" w:unhideWhenUsed="1"/>
+    <w:lsdException w:name="List Number 5" w:semiHidden="1" w:unhideWhenUsed="1"/>
     <w:lsdException w:name="endnote reference" w:semiHidden="1" w:unhideWhenUsed="1"/>
     <w:lsdException w:name="line number" w:semiHidden="1" w:unhideWhenUsed="1"/>
-    <w:lsdException w:name="Normal" w:uiPriority="0" w:qFormat="1"/>
-    <w:lsdException w:name="Body Text Indent" w:semiHidden="1" w:unhideWhenUsed="1"/>
-    <w:lsdException w:name="heading 6" w:uiPriority="9" w:semiHidden="1" w:unhideWhenUsed="1" w:qFormat="1"/>
-    <w:lsdException w:name="List Continue" w:semiHidden="1" w:unhideWhenUsed="1"/>
-    <w:lsdException w:name="heading 3" w:uiPriority="9" w:semiHidden="1" w:unhideWhenUsed="1" w:qFormat="1"/>
-    <w:lsdException w:name="Title" w:uiPriority="10" w:qFormat="1"/>
-    <w:lsdException w:name="index 6" w:semiHidden="1" w:unhideWhenUsed="1"/>
+    <w:lsdException w:name="List Continue 5" w:semiHidden="1" w:unhideWhenUsed="1"/>
+    <w:lsdException w:name="footnote reference" w:semiHidden="1" w:unhideWhenUsed="1"/>
     <w:lsdException w:name="heading 7" w:uiPriority="9" w:semiHidden="1" w:unhideWhenUsed="1" w:qFormat="1"/>
-    <w:lsdException w:name="toc 8" w:uiPriority="39" w:semiHidden="1" w:unhideWhenUsed="1"/>
-    <w:lsdException w:name="Message Header" w:semiHidden="1" w:unhideWhenUsed="1"/>
-    <w:lsdException w:name="List" w:semiHidden="1" w:unhideWhenUsed="1"/>
-    <w:lsdException w:name="List Number" w:semiHidden="1" w:unhideWhenUsed="1"/>
-    <w:lsdException w:name="heading 1" w:uiPriority="9" w:qFormat="1"/>
-    <w:lsdException w:name="Body Text 2" w:semiHidden="1" w:unhideWhenUsed="1"/>
-    <w:lsdException w:name="List Number 5" w:semiHidden="1" w:unhideWhenUsed="1"/>
-    <w:lsdException w:name="index 8" w:semiHidden="1" w:unhideWhenUsed="1"/>
-    <w:lsdException w:name="Salutation" w:semiHidden="1" w:unhideWhenUsed="1"/>
-    <w:lsdException w:name="List 5" w:semiHidden="1" w:unhideWhenUsed="1"/>
-    <w:lsdException w:name="toc 5" w:uiPriority="39" w:semiHidden="1" w:unhideWhenUsed="1"/>
-    <w:lsdException w:name="Strong" w:uiPriority="22" w:qFormat="1"/>
+    <w:lsdException w:name="index 2" w:semiHidden="1" w:unhideWhenUsed="1"/>
+    <w:lsdException w:name="index 9" w:semiHidden="1" w:unhideWhenUsed="1"/>
     <w:lsdException w:name="index 1" w:semiHidden="1" w:unhideWhenUsed="1"/>
-    <w:lsdException w:name="index 4" w:semiHidden="1" w:unhideWhenUsed="1"/>
-    <w:lsdException w:name="Subtitle" w:uiPriority="11" w:qFormat="1"/>
+    <w:lsdException w:name="Signature" w:semiHidden="1" w:unhideWhenUsed="1"/>
+    <w:lsdException w:name="Default Paragraph Font" w:uiPriority="1" w:semiHidden="1" w:unhideWhenUsed="1"/>
+    <w:lsdException w:name="toc 6" w:uiPriority="39" w:semiHidden="1" w:unhideWhenUsed="1"/>
+    <w:lsdException w:name="toc 1" w:uiPriority="39" w:semiHidden="1" w:unhideWhenUsed="1"/>
     <w:lsdException w:name="header" w:semiHidden="1" w:unhideWhenUsed="1"/>
-    <w:lsdException w:name="List Number 4" w:semiHidden="1" w:unhideWhenUsed="1"/>
-    <w:lsdException w:name="Note Heading" w:semiHidden="1" w:unhideWhenUsed="1"/>
-    <w:lsdException w:name="annotation reference" w:semiHidden="1" w:unhideWhenUsed="1"/>
-    <w:lsdException w:name="List 4" w:semiHidden="1" w:unhideWhenUsed="1"/>
-    <w:lsdException w:name="List 2" w:semiHidden="1" w:unhideWhenUsed="1"/>
-    <w:lsdException w:name="envelope address" w:semiHidden="1" w:unhideWhenUsed="1"/>
-    <w:lsdException w:name="List 3" w:semiHidden="1" w:unhideWhenUsed="1"/>
-    <w:lsdException w:name="Body Text Indent 3" w:semiHidden="1" w:unhideWhenUsed="1"/>
+    <w:lsdException w:name="envelope return" w:semiHidden="1" w:unhideWhenUsed="1"/>
+    <w:lsdException w:name="Body Text 3" w:semiHidden="1" w:unhideWhenUsed="1"/>
     <w:lsdException w:name="footnote text" w:semiHidden="1" w:unhideWhenUsed="1"/>
-    <w:lsdException w:name="heading 5" w:uiPriority="9" w:semiHidden="1" w:unhideWhenUsed="1" w:qFormat="1"/>
-    <w:lsdException w:name="List Continue 5" w:semiHidden="1" w:unhideWhenUsed="1"/>
-    <w:lsdException w:name="Body Text" w:semiHidden="1" w:unhideWhenUsed="1"/>
-    <w:lsdException w:name="table of figures" w:semiHidden="1" w:unhideWhenUsed="1"/>
-    <w:lsdException w:name="footnote reference" w:semiHidden="1" w:unhideWhenUsed="1"/>
-    <w:lsdException w:name="Block Text" w:semiHidden="1" w:unhideWhenUsed="1"/>
-    <w:lsdException w:name="List Number 3" w:semiHidden="1" w:unhideWhenUsed="1"/>
-    <w:lsdException w:name="toc 2" w:uiPriority="39" w:semiHidden="1" w:unhideWhenUsed="1"/>
-    <w:lsdException w:name="index 9" w:semiHidden="1" w:unhideWhenUsed="1"/>
-    <w:lsdException w:name="table of authorities" w:semiHidden="1" w:unhideWhenUsed="1"/>
-    <w:lsdException w:name="Default Paragraph Font" w:uiPriority="1" w:semiHidden="1" w:unhideWhenUsed="1"/>
-    <w:lsdException w:name="List Bullet 3" w:semiHidden="1" w:unhideWhenUsed="1"/>
     <w:lsdException w:name="footer" w:semiHidden="1" w:unhideWhenUsed="1"/>
-    <w:lsdException w:name="List Number 2" w:semiHidden="1" w:unhideWhenUsed="1"/>
-    <w:lsdException w:name="Body Text First Indent" w:semiHidden="1" w:unhideWhenUsed="1"/>
+    <w:lsdException w:name="macro" w:semiHidden="1" w:unhideWhenUsed="1"/>
     <w:lsdException w:name="caption" w:uiPriority="35" w:semiHidden="1" w:unhideWhenUsed="1" w:qFormat="1"/>
-    <w:lsdException w:name="index 2" w:semiHidden="1" w:unhideWhenUsed="1"/>
-    <w:lsdException w:name="toc 1" w:uiPriority="39" w:semiHidden="1" w:unhideWhenUsed="1"/>
-    <w:lsdException w:name="Closing" w:semiHidden="1" w:unhideWhenUsed="1"/>
-    <w:lsdException w:name="Hyperlink" w:semiHidden="1" w:unhideWhenUsed="1"/>
-    <w:lsdException w:name="Body Text 3" w:semiHidden="1" w:unhideWhenUsed="1"/>
-    <w:lsdException w:name="List Continue 3" w:semiHidden="1" w:unhideWhenUsed="1"/>
-    <w:lsdException w:name="envelope return" w:semiHidden="1" w:unhideWhenUsed="1"/>
-    <w:lsdException w:name="List Continue 2" w:semiHidden="1" w:unhideWhenUsed="1"/>
-    <w:lsdException w:name="toc 6" w:uiPriority="39" w:semiHidden="1" w:unhideWhenUsed="1"/>
-    <w:lsdException w:name="endnote text" w:semiHidden="1" w:unhideWhenUsed="1"/>
-    <w:lsdException w:name="FollowedHyperlink" w:semiHidden="1" w:unhideWhenUsed="1"/>
-    <w:lsdException w:name="Normal Indent" w:semiHidden="1" w:unhideWhenUsed="1"/>
-    <w:lsdException w:name="toc 4" w:uiPriority="39" w:semiHidden="1" w:unhideWhenUsed="1"/>
-    <w:lsdException w:name="List Bullet 4" w:semiHidden="1" w:unhideWhenUsed="1"/>
-    <w:lsdException w:name="Body Text First Indent 2" w:semiHidden="1" w:unhideWhenUsed="1"/>
-    <w:lsdException w:name="heading 2" w:uiPriority="9" w:semiHidden="1" w:unhideWhenUsed="1" w:qFormat="1"/>
-    <w:lsdException w:name="toc 9" w:uiPriority="39" w:semiHidden="1" w:unhideWhenUsed="1"/>
-    <w:lsdException w:name="page number" w:semiHidden="1" w:unhideWhenUsed="1"/>
-    <w:lsdException w:name="index 7" w:semiHidden="1" w:unhideWhenUsed="1"/>
-    <w:lsdException w:name="Date" w:semiHidden="1" w:unhideWhenUsed="1"/>
-    <w:lsdException w:name="toa heading" w:semiHidden="1" w:unhideWhenUsed="1"/>
     <w:lsdException w:name="index heading" w:semiHidden="1" w:unhideWhenUsed="1"/>
-    <w:lsdException w:name="annotation text" w:semiHidden="1" w:unhideWhenUsed="1"/>
-    <w:lsdException w:name="index 5" w:semiHidden="1" w:unhideWhenUsed="1"/>
-    <w:lsdException w:name="List Continue 4" w:semiHidden="1" w:unhideWhenUsed="1"/>
-    <w:lsdException w:name="macro" w:semiHidden="1" w:unhideWhenUsed="1"/>
   </w:latentStyles>
-  <w:style w:type="paragraph" w:styleId="Heading1">
+  <w:style w:type="paragraph" w:styleId="000004">
     <w:name w:val="heading 1"/>
-    <w:basedOn w:val="Normal"/>
-    <w:next w:val="Normal"/>
+    <w:basedOn w:val="000002"/>
+    <w:next w:val="000002"/>
     <w:uiPriority w:val="9"/>
     <w:qFormat w:val="1"/>
     <w:pPr>
@@ -16609,10 +16611,23 @@
       <w:szCs w:val="26"/>
     </w:rPr>
   </w:style>
-  <w:style w:type="paragraph" w:styleId="Heading2">
+  <w:style w:type="paragraph" w:styleId="2jzjjr" w:default="1">
+    <w:name w:val="Normal"/>
+    <w:qFormat w:val="1"/>
+    <w:pPr>
+      <w:widowControl w:val="0"/>
+      <w:spacing w:before="60" w:after="60" w:line="240" w:lineRule="auto"/>
+      <w:jc w:val="left"/>
+    </w:pPr>
+    <w:rPr>
+      <w:color w:val="333333"/>
+      <w:sz w:val="22"/>
+    </w:rPr>
+  </w:style>
+  <w:style w:type="paragraph" w:styleId="000001">
     <w:name w:val="heading 2"/>
-    <w:basedOn w:val="Normal"/>
-    <w:next w:val="Normal"/>
+    <w:basedOn w:val="000002"/>
+    <w:next w:val="000002"/>
     <w:uiPriority w:val="9"/>
     <w:qFormat w:val="1"/>
     <w:pPr>
@@ -16629,7 +16644,7 @@
   </w:style>
   <w:style w:type="paragraph" w:styleId="000003">
     <w:name w:val="toc 1"/>
-    <w:basedOn w:val="Normal"/>
+    <w:basedOn w:val="000002"/>
     <w:qFormat w:val="1"/>
     <w:pPr>
       <w:tabs>

--- a/资料/项目介绍文档.docx
+++ b/资料/项目介绍文档.docx
@@ -664,7 +664,7 @@
     </w:p>
     <w:p>
       <w:pPr>
-        <w:pStyle w:val="000004"/>
+        <w:pStyle w:val="Heading1"/>
         <w:keepNext w:val="1"/>
         <w:keepLines w:val="1"/>
         <w:pBdr>
@@ -1111,7 +1111,7 @@
     </w:p>
     <w:p>
       <w:pPr>
-        <w:pStyle w:val="000004"/>
+        <w:pStyle w:val="Heading1"/>
         <w:keepNext w:val="1"/>
         <w:keepLines w:val="1"/>
         <w:spacing w:before="384" w:beforeAutospacing="1" w:after="144" w:afterAutospacing="1" w:line="384"/>
@@ -5095,7 +5095,7 @@
     </w:p>
     <w:p>
       <w:pPr>
-        <w:pStyle w:val="000004"/>
+        <w:pStyle w:val="Heading1"/>
         <w:keepNext w:val="1"/>
         <w:keepLines w:val="1"/>
         <w:spacing w:before="384" w:beforeAutospacing="1" w:after="144" w:afterAutospacing="1" w:line="384"/>
@@ -6901,7 +6901,7 @@
     </w:p>
     <w:p>
       <w:pPr>
-        <w:pStyle w:val="000004"/>
+        <w:pStyle w:val="Heading1"/>
         <w:keepNext w:val="1"/>
         <w:keepLines w:val="1"/>
         <w:spacing w:before="384" w:beforeAutospacing="1" w:after="144" w:afterAutospacing="1" w:line="384"/>
@@ -10432,7 +10432,7 @@
     </w:p>
     <w:p>
       <w:pPr>
-        <w:pStyle w:val="000004"/>
+        <w:pStyle w:val="Heading1"/>
         <w:keepNext w:val="1"/>
         <w:keepLines w:val="1"/>
         <w:spacing w:before="384" w:beforeAutospacing="1" w:after="144" w:afterAutospacing="1" w:line="384"/>
@@ -12355,7 +12355,7 @@
     </w:p>
     <w:p>
       <w:pPr>
-        <w:pStyle w:val="000004"/>
+        <w:pStyle w:val="Heading1"/>
         <w:keepNext w:val="1"/>
         <w:keepLines w:val="1"/>
         <w:spacing w:before="384" w:beforeAutospacing="1" w:after="144" w:afterAutospacing="1" w:line="384"/>
@@ -12840,7 +12840,7 @@
     </w:p>
     <w:p>
       <w:pPr>
-        <w:pStyle w:val="000004"/>
+        <w:pStyle w:val="Heading1"/>
         <w:keepNext w:val="1"/>
         <w:keepLines w:val="1"/>
         <w:spacing w:before="384" w:beforeAutospacing="1" w:after="144" w:afterAutospacing="1" w:line="384"/>
@@ -13028,7 +13028,7 @@
     </w:p>
     <w:p>
       <w:pPr>
-        <w:pStyle w:val="000004"/>
+        <w:pStyle w:val="Heading1"/>
         <w:keepNext w:val="1"/>
         <w:keepLines w:val="1"/>
         <w:spacing w:before="384" w:beforeAutospacing="1" w:after="144" w:afterAutospacing="1" w:line="384"/>
@@ -14711,7 +14711,7 @@
     </w:p>
     <w:p>
       <w:pPr>
-        <w:pStyle w:val="000004"/>
+        <w:pStyle w:val="Heading1"/>
         <w:keepNext w:val="1"/>
         <w:keepLines w:val="1"/>
         <w:pBdr>
@@ -15969,7 +15969,7 @@
     </w:tbl>
     <w:p>
       <w:pPr>
-        <w:pStyle w:val="000004"/>
+        <w:pStyle w:val="Heading1"/>
         <w:keepNext w:val="1"/>
         <w:keepLines w:val="1"/>
         <w:pBdr>
@@ -16593,7 +16593,7 @@
     <w:lsdException w:name="caption" w:uiPriority="35" w:semiHidden="1" w:unhideWhenUsed="1" w:qFormat="1"/>
     <w:lsdException w:name="index heading" w:semiHidden="1" w:unhideWhenUsed="1"/>
   </w:latentStyles>
-  <w:style w:type="paragraph" w:styleId="000004">
+  <w:style w:type="paragraph" w:styleId="Heading1">
     <w:name w:val="heading 1"/>
     <w:basedOn w:val="000002"/>
     <w:next w:val="000002"/>
